--- a/Documentacion/Diseño_DatosBatch.docx
+++ b/Documentacion/Diseño_DatosBatch.docx
@@ -1172,62 +1172,6 @@
     <w:p>
       <w:pPr>
         <w:rPr>
-          <w:b/>
-          <w:lang w:val="es-MX"/>
-        </w:rPr>
-      </w:pPr>
-      <w:r>
-        <w:rPr>
-          <w:b/>
-          <w:lang w:val="es-MX"/>
-        </w:rPr>
-        <w:t xml:space="preserve">Prueba ejecución </w:t>
-      </w:r>
-      <w:proofErr w:type="spellStart"/>
-      <w:r>
-        <w:rPr>
-          <w:b/>
-          <w:lang w:val="es-MX"/>
-        </w:rPr>
-        <w:t>Batch</w:t>
-      </w:r>
-      <w:proofErr w:type="spellEnd"/>
-    </w:p>
-    <w:p>
-      <w:pPr>
-        <w:rPr>
-          <w:lang w:val="es-MX"/>
-        </w:rPr>
-      </w:pPr>
-      <w:r>
-        <w:rPr>
-          <w:b/>
-          <w:lang w:val="es-MX"/>
-        </w:rPr>
-        <w:t>COD: 00</w:t>
-      </w:r>
-      <w:r>
-        <w:rPr>
-          <w:lang w:val="es-MX"/>
-        </w:rPr>
-        <w:t xml:space="preserve"> </w:t>
-      </w:r>
-      <w:r>
-        <w:rPr>
-          <w:lang w:val="es-MX"/>
-        </w:rPr>
-        <w:t>F</w:t>
-      </w:r>
-      <w:r>
-        <w:rPr>
-          <w:lang w:val="es-MX"/>
-        </w:rPr>
-        <w:t>inalizado correctamente</w:t>
-      </w:r>
-    </w:p>
-    <w:p>
-      <w:pPr>
-        <w:rPr>
           <w:lang w:val="es-MX"/>
         </w:rPr>
       </w:pPr>
@@ -1236,10 +1180,10 @@
           <w:noProof/>
         </w:rPr>
         <w:drawing>
-          <wp:inline distT="0" distB="0" distL="0" distR="0" wp14:anchorId="7E71ABCE" wp14:editId="2909F237">
-            <wp:extent cx="5612130" cy="1852930"/>
-            <wp:effectExtent l="0" t="0" r="7620" b="0"/>
-            <wp:docPr id="2" name="Imagen 2"/>
+          <wp:inline distT="0" distB="0" distL="0" distR="0" wp14:anchorId="7D7E80B7" wp14:editId="200BD351">
+            <wp:extent cx="5612130" cy="1348740"/>
+            <wp:effectExtent l="0" t="0" r="7620" b="3810"/>
+            <wp:docPr id="10" name="Imagen 10"/>
             <wp:cNvGraphicFramePr>
               <a:graphicFrameLocks xmlns:a="http://schemas.openxmlformats.org/drawingml/2006/main" noChangeAspect="1"/>
             </wp:cNvGraphicFramePr>
@@ -1259,7 +1203,7 @@
                   <pic:spPr>
                     <a:xfrm>
                       <a:off x="0" y="0"/>
-                      <a:ext cx="5612130" cy="1852930"/>
+                      <a:ext cx="5612130" cy="1348740"/>
                     </a:xfrm>
                     <a:prstGeom prst="rect">
                       <a:avLst/>
@@ -1278,12 +1222,76 @@
           <w:lang w:val="es-MX"/>
         </w:rPr>
       </w:pPr>
-      <w:r>
-        <w:rPr>
+    </w:p>
+    <w:p>
+      <w:pPr>
+        <w:rPr>
+          <w:lang w:val="es-MX"/>
+        </w:rPr>
+      </w:pPr>
+    </w:p>
+    <w:p>
+      <w:pPr>
+        <w:rPr>
+          <w:lang w:val="es-MX"/>
+        </w:rPr>
+      </w:pPr>
+    </w:p>
+    <w:p>
+      <w:pPr>
+        <w:rPr>
+          <w:b/>
+          <w:lang w:val="es-MX"/>
+        </w:rPr>
+      </w:pPr>
+      <w:r>
+        <w:rPr>
+          <w:b/>
           <w:lang w:val="es-MX"/>
         </w:rPr>
         <w:lastRenderedPageBreak/>
-        <w:t>Archivo LOG</w:t>
+        <w:t xml:space="preserve">Prueba ejecución </w:t>
+      </w:r>
+      <w:proofErr w:type="spellStart"/>
+      <w:r>
+        <w:rPr>
+          <w:b/>
+          <w:lang w:val="es-MX"/>
+        </w:rPr>
+        <w:t>Batch</w:t>
+      </w:r>
+      <w:proofErr w:type="spellEnd"/>
+    </w:p>
+    <w:p>
+      <w:pPr>
+        <w:rPr>
+          <w:lang w:val="es-MX"/>
+        </w:rPr>
+      </w:pPr>
+      <w:r>
+        <w:rPr>
+          <w:b/>
+          <w:lang w:val="es-MX"/>
+        </w:rPr>
+        <w:t>COD: 00</w:t>
+      </w:r>
+      <w:r>
+        <w:rPr>
+          <w:lang w:val="es-MX"/>
+        </w:rPr>
+        <w:t xml:space="preserve"> </w:t>
+      </w:r>
+      <w:r>
+        <w:rPr>
+          <w:lang w:val="es-MX"/>
+        </w:rPr>
+        <w:t>F</w:t>
+      </w:r>
+      <w:r>
+        <w:rPr>
+          <w:lang w:val="es-MX"/>
+        </w:rPr>
+        <w:t>inalizado correctamente</w:t>
       </w:r>
     </w:p>
     <w:p>
@@ -1297,10 +1305,10 @@
           <w:noProof/>
         </w:rPr>
         <w:drawing>
-          <wp:inline distT="0" distB="0" distL="0" distR="0" wp14:anchorId="70FB2502" wp14:editId="23E76BC0">
-            <wp:extent cx="5612130" cy="1643380"/>
-            <wp:effectExtent l="0" t="0" r="7620" b="0"/>
-            <wp:docPr id="4" name="Imagen 4"/>
+          <wp:inline distT="0" distB="0" distL="0" distR="0" wp14:anchorId="2C764303" wp14:editId="4201F9FF">
+            <wp:extent cx="5612130" cy="1580515"/>
+            <wp:effectExtent l="0" t="0" r="7620" b="635"/>
+            <wp:docPr id="11" name="Imagen 11"/>
             <wp:cNvGraphicFramePr>
               <a:graphicFrameLocks xmlns:a="http://schemas.openxmlformats.org/drawingml/2006/main" noChangeAspect="1"/>
             </wp:cNvGraphicFramePr>
@@ -1320,7 +1328,7 @@
                   <pic:spPr>
                     <a:xfrm>
                       <a:off x="0" y="0"/>
-                      <a:ext cx="5612130" cy="1643380"/>
+                      <a:ext cx="5612130" cy="1580515"/>
                     </a:xfrm>
                     <a:prstGeom prst="rect">
                       <a:avLst/>
@@ -1339,11 +1347,18 @@
           <w:lang w:val="es-MX"/>
         </w:rPr>
       </w:pPr>
-      <w:r>
-        <w:rPr>
-          <w:lang w:val="es-MX"/>
-        </w:rPr>
-        <w:t>Archivo SALE</w:t>
+    </w:p>
+    <w:p>
+      <w:pPr>
+        <w:rPr>
+          <w:lang w:val="es-MX"/>
+        </w:rPr>
+      </w:pPr>
+      <w:r>
+        <w:rPr>
+          <w:lang w:val="es-MX"/>
+        </w:rPr>
+        <w:t>Archivo LOG</w:t>
       </w:r>
     </w:p>
     <w:p>
@@ -1357,10 +1372,10 @@
           <w:noProof/>
         </w:rPr>
         <w:drawing>
-          <wp:inline distT="0" distB="0" distL="0" distR="0" wp14:anchorId="62E825C3" wp14:editId="7610317A">
-            <wp:extent cx="5612130" cy="1804035"/>
-            <wp:effectExtent l="0" t="0" r="7620" b="5715"/>
-            <wp:docPr id="5" name="Imagen 5"/>
+          <wp:inline distT="0" distB="0" distL="0" distR="0" wp14:anchorId="7AA00515" wp14:editId="7E1EB89A">
+            <wp:extent cx="5612130" cy="1617345"/>
+            <wp:effectExtent l="0" t="0" r="7620" b="1905"/>
+            <wp:docPr id="12" name="Imagen 12"/>
             <wp:cNvGraphicFramePr>
               <a:graphicFrameLocks xmlns:a="http://schemas.openxmlformats.org/drawingml/2006/main" noChangeAspect="1"/>
             </wp:cNvGraphicFramePr>
@@ -1380,7 +1395,7 @@
                   <pic:spPr>
                     <a:xfrm>
                       <a:off x="0" y="0"/>
-                      <a:ext cx="5612130" cy="1804035"/>
+                      <a:ext cx="5612130" cy="1617345"/>
                     </a:xfrm>
                     <a:prstGeom prst="rect">
                       <a:avLst/>
@@ -1401,16 +1416,9 @@
       </w:pPr>
       <w:r>
         <w:rPr>
-          <w:b/>
-          <w:lang w:val="es-MX"/>
-        </w:rPr>
-        <w:t>Caso 2:</w:t>
-      </w:r>
-      <w:r>
-        <w:rPr>
-          <w:lang w:val="es-MX"/>
-        </w:rPr>
-        <w:t xml:space="preserve"> Caso con error 35. No existe archivo</w:t>
+          <w:lang w:val="es-MX"/>
+        </w:rPr>
+        <w:t>Archivo SALE</w:t>
       </w:r>
     </w:p>
     <w:p>
@@ -1424,10 +1432,10 @@
           <w:noProof/>
         </w:rPr>
         <w:drawing>
-          <wp:inline distT="0" distB="0" distL="0" distR="0" wp14:anchorId="07EF1E64" wp14:editId="3C48CB76">
-            <wp:extent cx="5612130" cy="1899285"/>
-            <wp:effectExtent l="0" t="0" r="7620" b="5715"/>
-            <wp:docPr id="8" name="Imagen 8"/>
+          <wp:inline distT="0" distB="0" distL="0" distR="0" wp14:anchorId="5C195ED8" wp14:editId="6C824998">
+            <wp:extent cx="5612130" cy="2334895"/>
+            <wp:effectExtent l="0" t="0" r="7620" b="8255"/>
+            <wp:docPr id="14" name="Imagen 14"/>
             <wp:cNvGraphicFramePr>
               <a:graphicFrameLocks xmlns:a="http://schemas.openxmlformats.org/drawingml/2006/main" noChangeAspect="1"/>
             </wp:cNvGraphicFramePr>
@@ -1447,7 +1455,7 @@
                   <pic:spPr>
                     <a:xfrm>
                       <a:off x="0" y="0"/>
-                      <a:ext cx="5612130" cy="1899285"/>
+                      <a:ext cx="5612130" cy="2334895"/>
                     </a:xfrm>
                     <a:prstGeom prst="rect">
                       <a:avLst/>
@@ -1466,11 +1474,53 @@
           <w:lang w:val="es-MX"/>
         </w:rPr>
       </w:pPr>
-      <w:r>
-        <w:rPr>
-          <w:lang w:val="es-MX"/>
-        </w:rPr>
-        <w:t>Archivo LOG</w:t>
+    </w:p>
+    <w:p>
+      <w:pPr>
+        <w:rPr>
+          <w:lang w:val="es-MX"/>
+        </w:rPr>
+      </w:pPr>
+    </w:p>
+    <w:p>
+      <w:pPr>
+        <w:rPr>
+          <w:lang w:val="es-MX"/>
+        </w:rPr>
+      </w:pPr>
+    </w:p>
+    <w:p>
+      <w:pPr>
+        <w:rPr>
+          <w:lang w:val="es-MX"/>
+        </w:rPr>
+      </w:pPr>
+    </w:p>
+    <w:p>
+      <w:pPr>
+        <w:rPr>
+          <w:lang w:val="es-MX"/>
+        </w:rPr>
+      </w:pPr>
+    </w:p>
+    <w:p>
+      <w:pPr>
+        <w:rPr>
+          <w:lang w:val="es-MX"/>
+        </w:rPr>
+      </w:pPr>
+      <w:r>
+        <w:rPr>
+          <w:b/>
+          <w:lang w:val="es-MX"/>
+        </w:rPr>
+        <w:t>Caso 2:</w:t>
+      </w:r>
+      <w:r>
+        <w:rPr>
+          <w:lang w:val="es-MX"/>
+        </w:rPr>
+        <w:t xml:space="preserve"> Caso con error 35. No existe archivo</w:t>
       </w:r>
     </w:p>
     <w:p>
@@ -1484,10 +1534,10 @@
           <w:noProof/>
         </w:rPr>
         <w:drawing>
-          <wp:inline distT="0" distB="0" distL="0" distR="0" wp14:anchorId="2440E2E0" wp14:editId="45085277">
-            <wp:extent cx="4886325" cy="1341279"/>
-            <wp:effectExtent l="0" t="0" r="0" b="0"/>
-            <wp:docPr id="9" name="Imagen 9"/>
+          <wp:inline distT="0" distB="0" distL="0" distR="0" wp14:anchorId="5FFB230B" wp14:editId="071CAF47">
+            <wp:extent cx="5612130" cy="1374140"/>
+            <wp:effectExtent l="0" t="0" r="7620" b="0"/>
+            <wp:docPr id="15" name="Imagen 15"/>
             <wp:cNvGraphicFramePr>
               <a:graphicFrameLocks xmlns:a="http://schemas.openxmlformats.org/drawingml/2006/main" noChangeAspect="1"/>
             </wp:cNvGraphicFramePr>
@@ -1507,7 +1557,67 @@
                   <pic:spPr>
                     <a:xfrm>
                       <a:off x="0" y="0"/>
-                      <a:ext cx="4907621" cy="1347125"/>
+                      <a:ext cx="5612130" cy="1374140"/>
+                    </a:xfrm>
+                    <a:prstGeom prst="rect">
+                      <a:avLst/>
+                    </a:prstGeom>
+                  </pic:spPr>
+                </pic:pic>
+              </a:graphicData>
+            </a:graphic>
+          </wp:inline>
+        </w:drawing>
+      </w:r>
+    </w:p>
+    <w:p>
+      <w:pPr>
+        <w:rPr>
+          <w:lang w:val="es-MX"/>
+        </w:rPr>
+      </w:pPr>
+      <w:r>
+        <w:rPr>
+          <w:lang w:val="es-MX"/>
+        </w:rPr>
+        <w:t>Archivo LOG</w:t>
+      </w:r>
+    </w:p>
+    <w:p>
+      <w:pPr>
+        <w:rPr>
+          <w:lang w:val="es-MX"/>
+        </w:rPr>
+      </w:pPr>
+      <w:r>
+        <w:rPr>
+          <w:noProof/>
+        </w:rPr>
+        <w:drawing>
+          <wp:inline distT="0" distB="0" distL="0" distR="0" wp14:anchorId="1ED99E68" wp14:editId="551FB4D5">
+            <wp:extent cx="5612130" cy="1356360"/>
+            <wp:effectExtent l="0" t="0" r="7620" b="0"/>
+            <wp:docPr id="16" name="Imagen 16"/>
+            <wp:cNvGraphicFramePr>
+              <a:graphicFrameLocks xmlns:a="http://schemas.openxmlformats.org/drawingml/2006/main" noChangeAspect="1"/>
+            </wp:cNvGraphicFramePr>
+            <a:graphic xmlns:a="http://schemas.openxmlformats.org/drawingml/2006/main">
+              <a:graphicData uri="http://schemas.openxmlformats.org/drawingml/2006/picture">
+                <pic:pic xmlns:pic="http://schemas.openxmlformats.org/drawingml/2006/picture">
+                  <pic:nvPicPr>
+                    <pic:cNvPr id="1" name=""/>
+                    <pic:cNvPicPr/>
+                  </pic:nvPicPr>
+                  <pic:blipFill>
+                    <a:blip r:embed="rId11"/>
+                    <a:stretch>
+                      <a:fillRect/>
+                    </a:stretch>
+                  </pic:blipFill>
+                  <pic:spPr>
+                    <a:xfrm>
+                      <a:off x="0" y="0"/>
+                      <a:ext cx="5612130" cy="1356360"/>
                     </a:xfrm>
                     <a:prstGeom prst="rect">
                       <a:avLst/>
